--- a/PROYECTO1_estructura.docx
+++ b/PROYECTO1_estructura.docx
@@ -222,14 +222,7 @@
           <w:sz w:val="22"/>
           <w:szCs w:val="22"/>
         </w:rPr>
-        <w:t>_____</w:t>
-      </w:r>
-      <w:r>
-        <w:rPr>
-          <w:sz w:val="22"/>
-          <w:szCs w:val="22"/>
-        </w:rPr>
-        <w:t>__</w:t>
+        <w:t>_______</w:t>
       </w:r>
     </w:p>
     <w:p>
@@ -1520,12 +1513,6 @@
         <w:gridCol w:w="2200"/>
       </w:tblGrid>
       <w:tr>
-        <w:tblPrEx>
-          <w:tblCellMar>
-            <w:top w:w="0" w:type="dxa"/>
-            <w:bottom w:w="0" w:type="dxa"/>
-          </w:tblCellMar>
-        </w:tblPrEx>
         <w:trPr>
           <w:tblHeader/>
         </w:trPr>
@@ -1606,12 +1593,6 @@
         </w:tc>
       </w:tr>
       <w:tr>
-        <w:tblPrEx>
-          <w:tblCellMar>
-            <w:top w:w="0" w:type="dxa"/>
-            <w:bottom w:w="0" w:type="dxa"/>
-          </w:tblCellMar>
-        </w:tblPrEx>
         <w:tc>
           <w:tcPr>
             <w:tcW w:w="2800" w:type="dxa"/>
@@ -1674,12 +1655,6 @@
         </w:tc>
       </w:tr>
       <w:tr>
-        <w:tblPrEx>
-          <w:tblCellMar>
-            <w:top w:w="0" w:type="dxa"/>
-            <w:bottom w:w="0" w:type="dxa"/>
-          </w:tblCellMar>
-        </w:tblPrEx>
         <w:tc>
           <w:tcPr>
             <w:tcW w:w="2800" w:type="dxa"/>
@@ -1739,12 +1714,6 @@
         </w:tc>
       </w:tr>
       <w:tr>
-        <w:tblPrEx>
-          <w:tblCellMar>
-            <w:top w:w="0" w:type="dxa"/>
-            <w:bottom w:w="0" w:type="dxa"/>
-          </w:tblCellMar>
-        </w:tblPrEx>
         <w:tc>
           <w:tcPr>
             <w:tcW w:w="2800" w:type="dxa"/>
@@ -1804,12 +1773,6 @@
         </w:tc>
       </w:tr>
       <w:tr>
-        <w:tblPrEx>
-          <w:tblCellMar>
-            <w:top w:w="0" w:type="dxa"/>
-            <w:bottom w:w="0" w:type="dxa"/>
-          </w:tblCellMar>
-        </w:tblPrEx>
         <w:tc>
           <w:tcPr>
             <w:tcW w:w="2800" w:type="dxa"/>
@@ -1869,12 +1832,6 @@
         </w:tc>
       </w:tr>
       <w:tr>
-        <w:tblPrEx>
-          <w:tblCellMar>
-            <w:top w:w="0" w:type="dxa"/>
-            <w:bottom w:w="0" w:type="dxa"/>
-          </w:tblCellMar>
-        </w:tblPrEx>
         <w:tc>
           <w:tcPr>
             <w:tcW w:w="2800" w:type="dxa"/>
@@ -1934,12 +1891,6 @@
         </w:tc>
       </w:tr>
       <w:tr>
-        <w:tblPrEx>
-          <w:tblCellMar>
-            <w:top w:w="0" w:type="dxa"/>
-            <w:bottom w:w="0" w:type="dxa"/>
-          </w:tblCellMar>
-        </w:tblPrEx>
         <w:tc>
           <w:tcPr>
             <w:tcW w:w="2800" w:type="dxa"/>
@@ -1999,12 +1950,6 @@
         </w:tc>
       </w:tr>
       <w:tr>
-        <w:tblPrEx>
-          <w:tblCellMar>
-            <w:top w:w="0" w:type="dxa"/>
-            <w:bottom w:w="0" w:type="dxa"/>
-          </w:tblCellMar>
-        </w:tblPrEx>
         <w:tc>
           <w:tcPr>
             <w:tcW w:w="2800" w:type="dxa"/>
@@ -2447,12 +2392,6 @@
         <w:gridCol w:w="1150"/>
       </w:tblGrid>
       <w:tr>
-        <w:tblPrEx>
-          <w:tblCellMar>
-            <w:top w:w="0" w:type="dxa"/>
-            <w:bottom w:w="0" w:type="dxa"/>
-          </w:tblCellMar>
-        </w:tblPrEx>
         <w:trPr>
           <w:tblHeader/>
         </w:trPr>
@@ -2635,12 +2574,6 @@
         </w:tc>
       </w:tr>
       <w:tr>
-        <w:tblPrEx>
-          <w:tblCellMar>
-            <w:top w:w="0" w:type="dxa"/>
-            <w:bottom w:w="0" w:type="dxa"/>
-          </w:tblCellMar>
-        </w:tblPrEx>
         <w:tc>
           <w:tcPr>
             <w:tcW w:w="900" w:type="dxa"/>
@@ -2783,12 +2716,6 @@
         </w:tc>
       </w:tr>
       <w:tr>
-        <w:tblPrEx>
-          <w:tblCellMar>
-            <w:top w:w="0" w:type="dxa"/>
-            <w:bottom w:w="0" w:type="dxa"/>
-          </w:tblCellMar>
-        </w:tblPrEx>
         <w:tc>
           <w:tcPr>
             <w:tcW w:w="900" w:type="dxa"/>
@@ -2931,12 +2858,6 @@
         </w:tc>
       </w:tr>
       <w:tr>
-        <w:tblPrEx>
-          <w:tblCellMar>
-            <w:top w:w="0" w:type="dxa"/>
-            <w:bottom w:w="0" w:type="dxa"/>
-          </w:tblCellMar>
-        </w:tblPrEx>
         <w:tc>
           <w:tcPr>
             <w:tcW w:w="900" w:type="dxa"/>
@@ -3079,12 +3000,6 @@
         </w:tc>
       </w:tr>
       <w:tr>
-        <w:tblPrEx>
-          <w:tblCellMar>
-            <w:top w:w="0" w:type="dxa"/>
-            <w:bottom w:w="0" w:type="dxa"/>
-          </w:tblCellMar>
-        </w:tblPrEx>
         <w:tc>
           <w:tcPr>
             <w:tcW w:w="900" w:type="dxa"/>
@@ -3227,12 +3142,6 @@
         </w:tc>
       </w:tr>
       <w:tr>
-        <w:tblPrEx>
-          <w:tblCellMar>
-            <w:top w:w="0" w:type="dxa"/>
-            <w:bottom w:w="0" w:type="dxa"/>
-          </w:tblCellMar>
-        </w:tblPrEx>
         <w:tc>
           <w:tcPr>
             <w:tcW w:w="900" w:type="dxa"/>
@@ -3375,12 +3284,6 @@
         </w:tc>
       </w:tr>
       <w:tr>
-        <w:tblPrEx>
-          <w:tblCellMar>
-            <w:top w:w="0" w:type="dxa"/>
-            <w:bottom w:w="0" w:type="dxa"/>
-          </w:tblCellMar>
-        </w:tblPrEx>
         <w:tc>
           <w:tcPr>
             <w:tcW w:w="900" w:type="dxa"/>
@@ -3523,12 +3426,6 @@
         </w:tc>
       </w:tr>
       <w:tr>
-        <w:tblPrEx>
-          <w:tblCellMar>
-            <w:top w:w="0" w:type="dxa"/>
-            <w:bottom w:w="0" w:type="dxa"/>
-          </w:tblCellMar>
-        </w:tblPrEx>
         <w:tc>
           <w:tcPr>
             <w:tcW w:w="900" w:type="dxa"/>
@@ -3671,12 +3568,6 @@
         </w:tc>
       </w:tr>
       <w:tr>
-        <w:tblPrEx>
-          <w:tblCellMar>
-            <w:top w:w="0" w:type="dxa"/>
-            <w:bottom w:w="0" w:type="dxa"/>
-          </w:tblCellMar>
-        </w:tblPrEx>
         <w:tc>
           <w:tcPr>
             <w:tcW w:w="900" w:type="dxa"/>
@@ -3893,12 +3784,6 @@
         <w:gridCol w:w="1300"/>
       </w:tblGrid>
       <w:tr>
-        <w:tblPrEx>
-          <w:tblCellMar>
-            <w:top w:w="0" w:type="dxa"/>
-            <w:bottom w:w="0" w:type="dxa"/>
-          </w:tblCellMar>
-        </w:tblPrEx>
         <w:trPr>
           <w:tblHeader/>
         </w:trPr>
@@ -4079,12 +3964,6 @@
         </w:tc>
       </w:tr>
       <w:tr>
-        <w:tblPrEx>
-          <w:tblCellMar>
-            <w:top w:w="0" w:type="dxa"/>
-            <w:bottom w:w="0" w:type="dxa"/>
-          </w:tblCellMar>
-        </w:tblPrEx>
         <w:tc>
           <w:tcPr>
             <w:tcW w:w="500" w:type="dxa"/>
@@ -4227,12 +4106,6 @@
         </w:tc>
       </w:tr>
       <w:tr>
-        <w:tblPrEx>
-          <w:tblCellMar>
-            <w:top w:w="0" w:type="dxa"/>
-            <w:bottom w:w="0" w:type="dxa"/>
-          </w:tblCellMar>
-        </w:tblPrEx>
         <w:tc>
           <w:tcPr>
             <w:tcW w:w="500" w:type="dxa"/>
@@ -4375,12 +4248,6 @@
         </w:tc>
       </w:tr>
       <w:tr>
-        <w:tblPrEx>
-          <w:tblCellMar>
-            <w:top w:w="0" w:type="dxa"/>
-            <w:bottom w:w="0" w:type="dxa"/>
-          </w:tblCellMar>
-        </w:tblPrEx>
         <w:tc>
           <w:tcPr>
             <w:tcW w:w="500" w:type="dxa"/>
@@ -4523,12 +4390,6 @@
         </w:tc>
       </w:tr>
       <w:tr>
-        <w:tblPrEx>
-          <w:tblCellMar>
-            <w:top w:w="0" w:type="dxa"/>
-            <w:bottom w:w="0" w:type="dxa"/>
-          </w:tblCellMar>
-        </w:tblPrEx>
         <w:tc>
           <w:tcPr>
             <w:tcW w:w="500" w:type="dxa"/>
@@ -4671,12 +4532,6 @@
         </w:tc>
       </w:tr>
       <w:tr>
-        <w:tblPrEx>
-          <w:tblCellMar>
-            <w:top w:w="0" w:type="dxa"/>
-            <w:bottom w:w="0" w:type="dxa"/>
-          </w:tblCellMar>
-        </w:tblPrEx>
         <w:tc>
           <w:tcPr>
             <w:tcW w:w="500" w:type="dxa"/>
@@ -4819,12 +4674,6 @@
         </w:tc>
       </w:tr>
       <w:tr>
-        <w:tblPrEx>
-          <w:tblCellMar>
-            <w:top w:w="0" w:type="dxa"/>
-            <w:bottom w:w="0" w:type="dxa"/>
-          </w:tblCellMar>
-        </w:tblPrEx>
         <w:tc>
           <w:tcPr>
             <w:tcW w:w="500" w:type="dxa"/>
@@ -5019,10 +4868,47 @@
         <w:spacing w:after="240"/>
       </w:pPr>
       <w:r>
-        <w:t xml:space="preserve"> </w:t>
-      </w:r>
-      <w:r>
-        <w:t>Esto entra en la forma en la que yo quiero sacar el mayor provecho al circuito y no hacer repetición de circuitos sabiendo que el complemento 2 es sumándole 1 al original abarcados los dos temas, la suma y la resta</w:t>
+        <w:t xml:space="preserve">decidimos usar el XOR para invertir valores y con el M decidimos si quiere sumar que </w:t>
+      </w:r>
+      <w:r>
+        <w:t>envié</w:t>
+      </w:r>
+      <w:r>
+        <w:t xml:space="preserve"> cero, valor </w:t>
+      </w:r>
+      <w:r>
+        <w:t>que los XOR reciben y envían el mismo dato sin cambio y no afecta en el acarreo</w:t>
+      </w:r>
+      <w:r>
+        <w:t xml:space="preserve"> al ser el primer valor pero si quiero restar</w:t>
+      </w:r>
+      <w:r>
+        <w:t xml:space="preserve"> M pasa a enviar 1</w:t>
+      </w:r>
+      <w:r>
+        <w:t xml:space="preserve"> ahí entra los XOR en función ya que entra </w:t>
+      </w:r>
+      <w:r>
+        <w:t xml:space="preserve">M que determina si XOR invierte los valores o no </w:t>
+      </w:r>
+      <w:r>
+        <w:lastRenderedPageBreak/>
+        <w:t xml:space="preserve">además de que M también va en el primer </w:t>
+      </w:r>
+      <w:r>
+        <w:t>acarreo</w:t>
+      </w:r>
+      <w:r>
+        <w:t xml:space="preserve"> haciendo que inicie la suma con un acarreo </w:t>
+      </w:r>
+      <w:r>
+        <w:t xml:space="preserve">la M es esencial debido a que si invierto solo me daría un valor negativo y si sumo solo sin invertir me daría un numero positivo pero no </w:t>
+      </w:r>
+      <w:r>
+        <w:t>h</w:t>
+      </w:r>
+      <w:r>
+        <w:t>acer la operación solo invierte el dato</w:t>
       </w:r>
     </w:p>
     <w:p>
@@ -5033,7 +4919,6 @@
         <w:spacing w:after="240"/>
       </w:pPr>
       <w:r>
-        <w:lastRenderedPageBreak/>
         <w:t xml:space="preserve"> </w:t>
       </w:r>
     </w:p>
@@ -5055,23 +4940,30 @@
     <w:p>
       <w:pPr>
         <w:pBdr>
-          <w:bottom w:val="single" w:sz="4" w:space="1" w:color="AAAAAA"/>
+          <w:bottom w:val="single" w:sz="4" w:space="12" w:color="AAAAAA"/>
         </w:pBdr>
         <w:spacing w:after="240"/>
-      </w:pPr>
+        <w:ind w:left="708"/>
+      </w:pPr>
+      <w:r>
+        <w:t>en vez de −128 el resultado correcto, la conexión rota te daría 112</w:t>
+      </w:r>
       <w:r>
         <w:t xml:space="preserve"> </w:t>
       </w:r>
-    </w:p>
-    <w:p>
-      <w:pPr>
-        <w:pBdr>
-          <w:bottom w:val="single" w:sz="4" w:space="1" w:color="AAAAAA"/>
-        </w:pBdr>
-        <w:spacing w:after="240"/>
-      </w:pPr>
+      <w:r>
+        <w:t>ni siquiera se parecen en magnitud ni en signo.</w:t>
+      </w:r>
       <w:r>
         <w:t xml:space="preserve"> </w:t>
+      </w:r>
+      <w:proofErr w:type="spellStart"/>
+      <w:r>
+        <w:t>a</w:t>
+      </w:r>
+      <w:proofErr w:type="spellEnd"/>
+      <w:r>
+        <w:t xml:space="preserve"> porque entra, pero no con el valor que envía el sumador pasado.</w:t>
       </w:r>
     </w:p>
     <w:p>
@@ -5136,6 +5028,15 @@
       <w:r>
         <w:t xml:space="preserve"> </w:t>
       </w:r>
+      <w:r>
+        <w:t xml:space="preserve">analizamos que al unir los sumadores y colocarle en la entrada z la salida de el acarreo del sumador anterior, me sigue el mismo </w:t>
+      </w:r>
+      <w:r>
+        <w:t>patrón,</w:t>
+      </w:r>
+      <w:r>
+        <w:t xml:space="preserve"> pero extendido</w:t>
+      </w:r>
     </w:p>
     <w:p>
       <w:pPr>
@@ -5302,6 +5203,7 @@
       </w:pPr>
       <w:bookmarkStart w:id="13" w:name="_Toc236914406"/>
       <w:r>
+        <w:lastRenderedPageBreak/>
         <w:t>4.1 Diagrama de bloques</w:t>
       </w:r>
       <w:bookmarkEnd w:id="13"/>
@@ -5325,7 +5227,6 @@
         <w:spacing w:after="240"/>
       </w:pPr>
       <w:r>
-        <w:lastRenderedPageBreak/>
         <w:t xml:space="preserve"> </w:t>
       </w:r>
     </w:p>
@@ -6232,7 +6133,6 @@
   <w:style w:type="character" w:default="1" w:styleId="DefaultParagraphFont">
     <w:name w:val="Default Paragraph Font"/>
     <w:uiPriority w:val="1"/>
-    <w:semiHidden/>
     <w:unhideWhenUsed/>
   </w:style>
   <w:style w:type="table" w:default="1" w:styleId="TableNormal">
